--- a/reports/Отчёт_ЛР_03.docx
+++ b/reports/Отчёт_ЛР_03.docx
@@ -203,7 +203,15 @@
         <w:pStyle w:val="Normal"/>
       </w:pPr>
       <w:r>
-        <w:t xml:space="preserve">Самостоятельное приложение «Расходы · ЛР3» использует пакет com.example.expenseslab3. Оно устанавливается одновременно с клиентом другой лабораторной. QSettings, локальная SQLite-база и offline-очередь изолированы; данные прежнего пакета com.example.expenses автоматически не переносятся.</w:t>
+        <w:t xml:space="preserve">Самостоятельное приложение «Расходы ЛР3» использует пакет com.example.expenseslab3. Оно устанавливается одновременно с клиентом другой лабораторной. QSettings, локальная SQLite-база и offline-очередь изолированы; данные прежнего пакета com.example.expenses автоматически не переносятся.</w:t>
+      </w:r>
+    </w:p>
+    <w:p>
+      <w:pPr>
+        <w:pStyle w:val="Normal"/>
+      </w:pPr>
+      <w:r>
+        <w:t xml:space="preserve">При expense.changed отдельный QML-компонент SystemNotification публикует штатное уведомление Авроры через Nemo.Notifications. Для POST/PATCH/DELETE заданы отдельные заголовки и preview-текст. Повторы и heartbeat отфильтрованы; следующие события заменяют одну запись. Приложение должно исполняться и поддерживать WSS; получение после полного закрытия не реализовано.</w:t>
       </w:r>
     </w:p>
     <w:p>
@@ -6010,7 +6018,7 @@
         <w:pStyle w:val="Heading2"/>
       </w:pPr>
       <w:r>
-        <w:t xml:space="preserve">2.3.11. lab3/deploy/systemd/expenses@.service</w:t>
+        <w:t xml:space="preserve">2.3.11. lab3/client/qml/services/SystemNotification.qml</w:t>
       </w:r>
     </w:p>
     <w:p>
@@ -6018,6 +6026,338 @@
         <w:pStyle w:val="Normal"/>
       </w:pPr>
       <w:r>
+        <w:t xml:space="preserve">Системное уведомление при WSS-событии, защита от повторов и замена предыдущей записи.</w:t>
+      </w:r>
+    </w:p>
+    <w:p>
+      <w:pPr>
+        <w:pStyle w:val="Code"/>
+      </w:pPr>
+      <w:r>
+        <w:t xml:space="preserve">import QtQml 2.2</w:t>
+      </w:r>
+    </w:p>
+    <w:p>
+      <w:pPr>
+        <w:pStyle w:val="Code"/>
+      </w:pPr>
+      <w:r>
+        <w:t xml:space="preserve">import Nemo.Notifications 1.0</w:t>
+      </w:r>
+    </w:p>
+    <w:p>
+      <w:pPr>
+        <w:pStyle w:val="Code"/>
+      </w:pPr>
+    </w:p>
+    <w:p>
+      <w:pPr>
+        <w:pStyle w:val="Code"/>
+      </w:pPr>
+      <w:r>
+        <w:t xml:space="preserve">Notification {</w:t>
+      </w:r>
+    </w:p>
+    <w:p>
+      <w:pPr>
+        <w:pStyle w:val="Code"/>
+      </w:pPr>
+      <w:r>
+        <w:t xml:space="preserve">    id: notification</w:t>
+      </w:r>
+    </w:p>
+    <w:p>
+      <w:pPr>
+        <w:pStyle w:val="Code"/>
+      </w:pPr>
+      <w:r>
+        <w:t xml:space="preserve">    property var controller: null</w:t>
+      </w:r>
+    </w:p>
+    <w:p>
+      <w:pPr>
+        <w:pStyle w:val="Code"/>
+      </w:pPr>
+      <w:r>
+        <w:t xml:space="preserve">    property var seen: []</w:t>
+      </w:r>
+    </w:p>
+    <w:p>
+      <w:pPr>
+        <w:pStyle w:val="Code"/>
+      </w:pPr>
+      <w:r>
+        <w:t xml:space="preserve">    property int publishedCount: 0</w:t>
+      </w:r>
+    </w:p>
+    <w:p>
+      <w:pPr>
+        <w:pStyle w:val="Code"/>
+      </w:pPr>
+      <w:r>
+        <w:t xml:space="preserve">    property string lastEventId: ""</w:t>
+      </w:r>
+    </w:p>
+    <w:p>
+      <w:pPr>
+        <w:pStyle w:val="Code"/>
+      </w:pPr>
+      <w:r>
+        <w:t xml:space="preserve">    appName: "Расходы ЛР3"</w:t>
+      </w:r>
+    </w:p>
+    <w:p>
+      <w:pPr>
+        <w:pStyle w:val="Code"/>
+      </w:pPr>
+      <w:r>
+        <w:t xml:space="preserve">    appIcon: "com.example.expenseslab3"</w:t>
+      </w:r>
+    </w:p>
+    <w:p>
+      <w:pPr>
+        <w:pStyle w:val="Code"/>
+      </w:pPr>
+      <w:r>
+        <w:t xml:space="preserve">    expireTimeout: -1</w:t>
+      </w:r>
+    </w:p>
+    <w:p>
+      <w:pPr>
+        <w:pStyle w:val="Code"/>
+      </w:pPr>
+      <w:r>
+        <w:t xml:space="preserve">    isTransient: false</w:t>
+      </w:r>
+    </w:p>
+    <w:p>
+      <w:pPr>
+        <w:pStyle w:val="Code"/>
+      </w:pPr>
+    </w:p>
+    <w:p>
+      <w:pPr>
+        <w:pStyle w:val="Code"/>
+      </w:pPr>
+      <w:r>
+        <w:t xml:space="preserve">    function notifyExpense(event) {</w:t>
+      </w:r>
+    </w:p>
+    <w:p>
+      <w:pPr>
+        <w:pStyle w:val="Code"/>
+      </w:pPr>
+      <w:r>
+        <w:t xml:space="preserve">        var titles = {POST: "Расход добавлен", PATCH: "Расход изменён", DELETE: "Расход удалён"}</w:t>
+      </w:r>
+    </w:p>
+    <w:p>
+      <w:pPr>
+        <w:pStyle w:val="Code"/>
+      </w:pPr>
+      <w:r>
+        <w:t xml:space="preserve">        if (!event || event.type !== "expense.changed" || !titles[event.action]) return</w:t>
+      </w:r>
+    </w:p>
+    <w:p>
+      <w:pPr>
+        <w:pStyle w:val="Code"/>
+      </w:pPr>
+      <w:r>
+        <w:t xml:space="preserve">        if (event.event_id &amp;&amp; seen.indexOf(event.event_id) !== -1) return</w:t>
+      </w:r>
+    </w:p>
+    <w:p>
+      <w:pPr>
+        <w:pStyle w:val="Code"/>
+      </w:pPr>
+      <w:r>
+        <w:t xml:space="preserve">        summary = titles[event.action]</w:t>
+      </w:r>
+    </w:p>
+    <w:p>
+      <w:pPr>
+        <w:pStyle w:val="Code"/>
+      </w:pPr>
+      <w:r>
+        <w:t xml:space="preserve">        body = "Изменения получены с сервера. Список расходов обновляется."</w:t>
+      </w:r>
+    </w:p>
+    <w:p>
+      <w:pPr>
+        <w:pStyle w:val="Code"/>
+      </w:pPr>
+      <w:r>
+        <w:t xml:space="preserve">        previewSummary = summary</w:t>
+      </w:r>
+    </w:p>
+    <w:p>
+      <w:pPr>
+        <w:pStyle w:val="Code"/>
+      </w:pPr>
+      <w:r>
+        <w:t xml:space="preserve">        previewBody = body</w:t>
+      </w:r>
+    </w:p>
+    <w:p>
+      <w:pPr>
+        <w:pStyle w:val="Code"/>
+      </w:pPr>
+      <w:r>
+        <w:t xml:space="preserve">        timestamp = new Date()</w:t>
+      </w:r>
+    </w:p>
+    <w:p>
+      <w:pPr>
+        <w:pStyle w:val="Code"/>
+      </w:pPr>
+    </w:p>
+    <w:p>
+      <w:pPr>
+        <w:pStyle w:val="Code"/>
+      </w:pPr>
+      <w:r>
+        <w:t xml:space="preserve">        publish()</w:t>
+      </w:r>
+    </w:p>
+    <w:p>
+      <w:pPr>
+        <w:pStyle w:val="Code"/>
+      </w:pPr>
+      <w:r>
+        <w:t xml:space="preserve">        if (replacesId) {</w:t>
+      </w:r>
+    </w:p>
+    <w:p>
+      <w:pPr>
+        <w:pStyle w:val="Code"/>
+      </w:pPr>
+      <w:r>
+        <w:t xml:space="preserve">            lastEventId = event.event_id || ""</w:t>
+      </w:r>
+    </w:p>
+    <w:p>
+      <w:pPr>
+        <w:pStyle w:val="Code"/>
+      </w:pPr>
+      <w:r>
+        <w:t xml:space="preserve">            if (lastEventId) {</w:t>
+      </w:r>
+    </w:p>
+    <w:p>
+      <w:pPr>
+        <w:pStyle w:val="Code"/>
+      </w:pPr>
+      <w:r>
+        <w:t xml:space="preserve">                if (seen.length &gt;= 128) seen.shift()</w:t>
+      </w:r>
+    </w:p>
+    <w:p>
+      <w:pPr>
+        <w:pStyle w:val="Code"/>
+      </w:pPr>
+      <w:r>
+        <w:t xml:space="preserve">                seen.push(lastEventId)</w:t>
+      </w:r>
+    </w:p>
+    <w:p>
+      <w:pPr>
+        <w:pStyle w:val="Code"/>
+      </w:pPr>
+      <w:r>
+        <w:t xml:space="preserve">            }</w:t>
+      </w:r>
+    </w:p>
+    <w:p>
+      <w:pPr>
+        <w:pStyle w:val="Code"/>
+      </w:pPr>
+      <w:r>
+        <w:t xml:space="preserve">            publishedCount += 1</w:t>
+      </w:r>
+    </w:p>
+    <w:p>
+      <w:pPr>
+        <w:pStyle w:val="Code"/>
+      </w:pPr>
+      <w:r>
+        <w:t xml:space="preserve">            console.info("System notification published: " + replacesId + " " + event.action)</w:t>
+      </w:r>
+    </w:p>
+    <w:p>
+      <w:pPr>
+        <w:pStyle w:val="Code"/>
+      </w:pPr>
+      <w:r>
+        <w:t xml:space="preserve">        } else console.warn("Notification manager did not return an ID")</w:t>
+      </w:r>
+    </w:p>
+    <w:p>
+      <w:pPr>
+        <w:pStyle w:val="Code"/>
+      </w:pPr>
+      <w:r>
+        <w:t xml:space="preserve">    }</w:t>
+      </w:r>
+    </w:p>
+    <w:p>
+      <w:pPr>
+        <w:pStyle w:val="Code"/>
+      </w:pPr>
+    </w:p>
+    <w:p>
+      <w:pPr>
+        <w:pStyle w:val="Code"/>
+      </w:pPr>
+      <w:r>
+        <w:t xml:space="preserve">    property Connections subscription: Connections {</w:t>
+      </w:r>
+    </w:p>
+    <w:p>
+      <w:pPr>
+        <w:pStyle w:val="Code"/>
+      </w:pPr>
+      <w:r>
+        <w:t xml:space="preserve">        target: notification.controller</w:t>
+      </w:r>
+    </w:p>
+    <w:p>
+      <w:pPr>
+        <w:pStyle w:val="Code"/>
+      </w:pPr>
+      <w:r>
+        <w:t xml:space="preserve">        onExpenseChanged: notification.notifyExpense(event)</w:t>
+      </w:r>
+    </w:p>
+    <w:p>
+      <w:pPr>
+        <w:pStyle w:val="Code"/>
+      </w:pPr>
+      <w:r>
+        <w:t xml:space="preserve">    }</w:t>
+      </w:r>
+    </w:p>
+    <w:p>
+      <w:pPr>
+        <w:pStyle w:val="Code"/>
+      </w:pPr>
+      <w:r>
+        <w:t xml:space="preserve">}</w:t>
+      </w:r>
+    </w:p>
+    <w:p>
+      <w:pPr>
+        <w:pStyle w:val="Heading2"/>
+      </w:pPr>
+      <w:r>
+        <w:t xml:space="preserve">2.3.12. lab3/deploy/systemd/expenses@.service</w:t>
+      </w:r>
+    </w:p>
+    <w:p>
+      <w:pPr>
+        <w:pStyle w:val="Normal"/>
+      </w:pPr>
+      <w:r>
         <w:t xml:space="preserve">Автозапуск, restart и ограничения процессов.</w:t>
       </w:r>
     </w:p>
@@ -6228,7 +6568,7 @@
         <w:pStyle w:val="Heading2"/>
       </w:pPr>
       <w:r>
-        <w:t xml:space="preserve">2.3.12. lab3/deploy/nginx/expenses.conf</w:t>
+        <w:t xml:space="preserve">2.3.13. lab3/deploy/nginx/expenses.conf</w:t>
       </w:r>
     </w:p>
     <w:p>
@@ -6523,7 +6863,7 @@
         <w:pStyle w:val="Heading2"/>
       </w:pPr>
       <w:r>
-        <w:t xml:space="preserve">2.3.13. lab3/deploy/nginx/blue.conf</w:t>
+        <w:t xml:space="preserve">2.3.14. lab3/deploy/nginx/blue.conf</w:t>
       </w:r>
     </w:p>
     <w:p>
@@ -6571,7 +6911,7 @@
         <w:pStyle w:val="Heading2"/>
       </w:pPr>
       <w:r>
-        <w:t xml:space="preserve">2.3.14. lab3/deploy/nginx/green.conf</w:t>
+        <w:t xml:space="preserve">2.3.15. lab3/deploy/nginx/green.conf</w:t>
       </w:r>
     </w:p>
     <w:p>
@@ -6619,7 +6959,7 @@
         <w:pStyle w:val="Heading2"/>
       </w:pPr>
       <w:r>
-        <w:t xml:space="preserve">2.3.15. lab3/deploy/scripts/install-host.sh</w:t>
+        <w:t xml:space="preserve">2.3.16. lab3/deploy/scripts/install-host.sh</w:t>
       </w:r>
     </w:p>
     <w:p>
@@ -7165,7 +7505,7 @@
         <w:pStyle w:val="Heading2"/>
       </w:pPr>
       <w:r>
-        <w:t xml:space="preserve">2.3.16. lab3/deploy/scripts/exercise-cluster.py</w:t>
+        <w:t xml:space="preserve">2.3.17. lab3/deploy/scripts/exercise-cluster.py</w:t>
       </w:r>
     </w:p>
     <w:p>
@@ -8299,7 +8639,7 @@
         <w:pStyle w:val="Heading2"/>
       </w:pPr>
       <w:r>
-        <w:t xml:space="preserve">2.3.17. lab3/deploy/scripts/stage-release.sh</w:t>
+        <w:t xml:space="preserve">2.3.18. lab3/deploy/scripts/stage-release.sh</w:t>
       </w:r>
     </w:p>
     <w:p>
@@ -8568,7 +8908,7 @@
         <w:pStyle w:val="Heading2"/>
       </w:pPr>
       <w:r>
-        <w:t xml:space="preserve">2.3.18. lab3/deploy/scripts/switch-release.sh</w:t>
+        <w:t xml:space="preserve">2.3.19. lab3/deploy/scripts/switch-release.sh</w:t>
       </w:r>
     </w:p>
     <w:p>
@@ -8805,7 +9145,7 @@
         <w:pStyle w:val="Heading2"/>
       </w:pPr>
       <w:r>
-        <w:t xml:space="preserve">2.3.19. lab3/tools/sign_package.sh</w:t>
+        <w:t xml:space="preserve">2.3.20. lab3/tools/sign_package.sh</w:t>
       </w:r>
     </w:p>
     <w:p>
@@ -8877,7 +9217,7 @@
         <w:pStyle w:val="Heading2"/>
       </w:pPr>
       <w:r>
-        <w:t xml:space="preserve">2.3.20. lab3/client/src/main.cpp</w:t>
+        <w:t xml:space="preserve">2.3.21. lab3/client/src/main.cpp</w:t>
       </w:r>
     </w:p>
     <w:p>
@@ -9106,7 +9446,7 @@
         <w:pStyle w:val="Heading2"/>
       </w:pPr>
       <w:r>
-        <w:t xml:space="preserve">2.3.21. lab3/client/src/apiclient.h</w:t>
+        <w:t xml:space="preserve">2.3.22. lab3/client/src/apiclient.h</w:t>
       </w:r>
     </w:p>
     <w:p>
@@ -9332,7 +9672,7 @@
         <w:pStyle w:val="Heading2"/>
       </w:pPr>
       <w:r>
-        <w:t xml:space="preserve">2.3.22. lab3/client/src/apiclient.cpp</w:t>
+        <w:t xml:space="preserve">2.3.23. lab3/client/src/apiclient.cpp</w:t>
       </w:r>
     </w:p>
     <w:p>
@@ -9975,7 +10315,7 @@
         <w:pStyle w:val="Heading2"/>
       </w:pPr>
       <w:r>
-        <w:t xml:space="preserve">2.3.23. lab3/client/src/localstore.h</w:t>
+        <w:t xml:space="preserve">2.3.24. lab3/client/src/localstore.h</w:t>
       </w:r>
     </w:p>
     <w:p>
@@ -10204,7 +10544,7 @@
         <w:pStyle w:val="Heading2"/>
       </w:pPr>
       <w:r>
-        <w:t xml:space="preserve">2.3.24. lab3/client/src/localstore.cpp</w:t>
+        <w:t xml:space="preserve">2.3.25. lab3/client/src/localstore.cpp</w:t>
       </w:r>
     </w:p>
     <w:p>
@@ -11426,7 +11766,7 @@
         <w:pStyle w:val="Heading2"/>
       </w:pPr>
       <w:r>
-        <w:t xml:space="preserve">2.3.25. lab3/client/src/expensecontroller.h</w:t>
+        <w:t xml:space="preserve">2.3.26. lab3/client/src/expensecontroller.h</w:t>
       </w:r>
     </w:p>
     <w:p>
@@ -11838,6 +12178,19 @@
       <w:pPr>
         <w:pStyle w:val="Code"/>
       </w:pPr>
+    </w:p>
+    <w:p>
+      <w:pPr>
+        <w:pStyle w:val="Code"/>
+      </w:pPr>
+      <w:r>
+        <w:t xml:space="preserve">    void expenseChanged(QVariantMap event);</w:t>
+      </w:r>
+    </w:p>
+    <w:p>
+      <w:pPr>
+        <w:pStyle w:val="Code"/>
+      </w:pPr>
       <w:r>
         <w:t xml:space="preserve">private:</w:t>
       </w:r>
@@ -11975,7 +12328,7 @@
         <w:pStyle w:val="Heading2"/>
       </w:pPr>
       <w:r>
-        <w:t xml:space="preserve">2.3.26. lab3/client/src/expensecontroller.cpp</w:t>
+        <w:t xml:space="preserve">2.3.27. lab3/client/src/expensecontroller.cpp</w:t>
       </w:r>
     </w:p>
     <w:p>
@@ -12193,6 +12546,14 @@
         <w:pStyle w:val="Code"/>
       </w:pPr>
       <w:r>
+        <w:t xml:space="preserve">            emit expenseChanged(event.toVariantMap());</w:t>
+      </w:r>
+    </w:p>
+    <w:p>
+      <w:pPr>
+        <w:pStyle w:val="Code"/>
+      </w:pPr>
+      <w:r>
         <w:t xml:space="preserve">        }</w:t>
       </w:r>
     </w:p>
@@ -13597,7 +13958,7 @@
         <w:pStyle w:val="Heading2"/>
       </w:pPr>
       <w:r>
-        <w:t xml:space="preserve">2.3.27. lab3/client/qml/com.example.expenseslab3.qml</w:t>
+        <w:t xml:space="preserve">2.3.28. lab3/client/qml/com.example.expenseslab3.qml</w:t>
       </w:r>
     </w:p>
     <w:p>
@@ -13628,6 +13989,14 @@
       <w:pPr>
         <w:pStyle w:val="Code"/>
       </w:pPr>
+      <w:r>
+        <w:t xml:space="preserve">import "services"</w:t>
+      </w:r>
+    </w:p>
+    <w:p>
+      <w:pPr>
+        <w:pStyle w:val="Code"/>
+      </w:pPr>
     </w:p>
     <w:p>
       <w:pPr>
@@ -13650,6 +14019,14 @@
         <w:pStyle w:val="Code"/>
       </w:pPr>
       <w:r>
+        <w:t xml:space="preserve">    SystemNotification { controller: expensesController }</w:t>
+      </w:r>
+    </w:p>
+    <w:p>
+      <w:pPr>
+        <w:pStyle w:val="Code"/>
+      </w:pPr>
+      <w:r>
         <w:t xml:space="preserve">    initialPage: Component { MainPage {} }</w:t>
       </w:r>
     </w:p>
@@ -13674,7 +14051,7 @@
         <w:pStyle w:val="Code"/>
       </w:pPr>
       <w:r>
-        <w:t xml:space="preserve">            Label { anchors.centerIn: parent; text: "Расходы · ЛР3\n" + expensesController.pendingCount + " в очереди"; horizontalAlignment: Text.AlignHCenter }</w:t>
+        <w:t xml:space="preserve">            Label { anchors.centerIn: parent; text: "Расходы ЛР3\n" + expensesController.pendingCount + " в очереди"; horizontalAlignment: Text.AlignHCenter }</w:t>
       </w:r>
     </w:p>
     <w:p>
@@ -13706,7 +14083,7 @@
         <w:pStyle w:val="Heading2"/>
       </w:pPr>
       <w:r>
-        <w:t xml:space="preserve">2.3.28. lab3/client/qml/MainPage.qml</w:t>
+        <w:t xml:space="preserve">2.3.29. lab3/client/qml/MainPage.qml</w:t>
       </w:r>
     </w:p>
     <w:p>
@@ -13855,7 +14232,7 @@
         <w:pStyle w:val="Code"/>
       </w:pPr>
       <w:r>
-        <w:t xml:space="preserve">            PageHeader { title: "Расходы · ЛР3"; description: "Лабораторная 3 · HTTPS / WSS" }</w:t>
+        <w:t xml:space="preserve">            PageHeader { title: "Расходы ЛР3" }</w:t>
       </w:r>
     </w:p>
     <w:p>
@@ -14511,7 +14888,7 @@
         <w:pStyle w:val="Heading2"/>
       </w:pPr>
       <w:r>
-        <w:t xml:space="preserve">2.3.29. lab3/client/qml/ExpenseDialog.qml</w:t>
+        <w:t xml:space="preserve">2.3.30. lab3/client/qml/ExpenseDialog.qml</w:t>
       </w:r>
     </w:p>
     <w:p>
@@ -14753,7 +15130,7 @@
         <w:pStyle w:val="Heading2"/>
       </w:pPr>
       <w:r>
-        <w:t xml:space="preserve">2.3.30. lab3/client/com.example.expenseslab3.pro</w:t>
+        <w:t xml:space="preserve">2.3.31. lab3/client/com.example.expenseslab3.pro</w:t>
       </w:r>
     </w:p>
     <w:p>
@@ -14873,7 +15250,7 @@
         <w:pStyle w:val="Heading2"/>
       </w:pPr>
       <w:r>
-        <w:t xml:space="preserve">2.3.31. lab3/client/com.example.expenseslab3.desktop</w:t>
+        <w:t xml:space="preserve">2.3.32. lab3/client/com.example.expenseslab3.desktop</w:t>
       </w:r>
     </w:p>
     <w:p>
@@ -14929,7 +15306,7 @@
         <w:pStyle w:val="Code"/>
       </w:pPr>
       <w:r>
-        <w:t xml:space="preserve">Name=Расходы · ЛР3</w:t>
+        <w:t xml:space="preserve">Name=Расходы ЛР3</w:t>
       </w:r>
     </w:p>
     <w:p>
@@ -14982,7 +15359,7 @@
         <w:pStyle w:val="Heading2"/>
       </w:pPr>
       <w:r>
-        <w:t xml:space="preserve">2.3.32. lab3/client/rpm/com.example.expenseslab3.spec</w:t>
+        <w:t xml:space="preserve">2.3.33. lab3/client/rpm/com.example.expenseslab3.spec</w:t>
       </w:r>
     </w:p>
     <w:p>
@@ -15022,7 +15399,7 @@
         <w:pStyle w:val="Code"/>
       </w:pPr>
       <w:r>
-        <w:t xml:space="preserve">Release: 8</w:t>
+        <w:t xml:space="preserve">Release: 10</w:t>
       </w:r>
     </w:p>
     <w:p>
@@ -15086,6 +15463,14 @@
         <w:pStyle w:val="Code"/>
       </w:pPr>
       <w:r>
+        <w:t xml:space="preserve">Requires: nemo-qml-plugin-notifications-qt5</w:t>
+      </w:r>
+    </w:p>
+    <w:p>
+      <w:pPr>
+        <w:pStyle w:val="Code"/>
+      </w:pPr>
+      <w:r>
         <w:t xml:space="preserve">BuildRequires: pkgconfig(auroraapp)</w:t>
       </w:r>
     </w:p>
@@ -15333,6 +15718,14 @@
       </w:pPr>
       <w:r>
         <w:t xml:space="preserve">2.4. Запуск и проверка</w:t>
+      </w:r>
+    </w:p>
+    <w:p>
+      <w:pPr>
+        <w:pStyle w:val="Normal"/>
+      </w:pPr>
+      <w:r>
+        <w:t xml:space="preserve">26 октября 2026 года на телефоне прошла сквозная проверка системных уведомлений: внешние POST/PATCH/DELETE → WSS → штатный диспетчер ОС. Получен ненулевой ID, изменения заменяют одну запись; повторы и heartbeat отфильтрованы. Повторно прошли прежние HTTPS/SQLite/WSS-сценарии. Журнал: docs/notification-validation.txt. Пользователь также подтвердил работу системных уведомлений на телефоне при изменении расхода через браузер. Отдельная проверка обоих способов отображения не уточнялась. Показ баннера зависит от настроек ОС; получение после полного закрытия приложения не реализовано.</w:t>
       </w:r>
     </w:p>
     <w:p>

--- a/reports/Отчёт_ЛР_03.docx
+++ b/reports/Отчёт_ЛР_03.docx
@@ -9145,7 +9145,7 @@
         <w:pStyle w:val="Heading2"/>
       </w:pPr>
       <w:r>
-        <w:t xml:space="preserve">2.3.20. lab3/tools/sign_package.sh</w:t>
+        <w:t xml:space="preserve">2.3.20. lab3/deploy/scripts/update-tls.sh</w:t>
       </w:r>
     </w:p>
     <w:p>
@@ -9153,6 +9153,214 @@
         <w:pStyle w:val="Normal"/>
       </w:pPr>
       <w:r>
+        <w:t xml:space="preserve">Проверка новой пары TLS, резервная копия, reload nginx и откат при ошибке.</w:t>
+      </w:r>
+    </w:p>
+    <w:p>
+      <w:pPr>
+        <w:pStyle w:val="Code"/>
+      </w:pPr>
+      <w:r>
+        <w:t xml:space="preserve">set -euo pipefail</w:t>
+      </w:r>
+    </w:p>
+    <w:p>
+      <w:pPr>
+        <w:pStyle w:val="Code"/>
+      </w:pPr>
+      <w:r>
+        <w:t xml:space="preserve">[[ $EUID -eq 0 ]] || { echo 'Запустите через sudo'; exit 1; }</w:t>
+      </w:r>
+    </w:p>
+    <w:p>
+      <w:pPr>
+        <w:pStyle w:val="Code"/>
+      </w:pPr>
+      <w:r>
+        <w:t xml:space="preserve">lab_root=$(cd -- "$(dirname -- "$0")/../.." &amp;&amp; pwd)</w:t>
+      </w:r>
+    </w:p>
+    <w:p>
+      <w:pPr>
+        <w:pStyle w:val="Code"/>
+      </w:pPr>
+      <w:r>
+        <w:t xml:space="preserve">lab_tls_dir=/etc/expenses-lab</w:t>
+      </w:r>
+    </w:p>
+    <w:p>
+      <w:pPr>
+        <w:pStyle w:val="Code"/>
+      </w:pPr>
+      <w:r>
+        <w:t xml:space="preserve">[[ -f "$lab_tls_dir/server.crt" &amp;&amp; -f "$lab_tls_dir/server.key" ]] || {</w:t>
+      </w:r>
+    </w:p>
+    <w:p>
+      <w:pPr>
+        <w:pStyle w:val="Code"/>
+      </w:pPr>
+      <w:r>
+        <w:t xml:space="preserve">  echo 'Сначала разверните инфраструктуру ЛР3'; exit 1;</w:t>
+      </w:r>
+    </w:p>
+    <w:p>
+      <w:pPr>
+        <w:pStyle w:val="Code"/>
+      </w:pPr>
+      <w:r>
+        <w:t xml:space="preserve">}</w:t>
+      </w:r>
+    </w:p>
+    <w:p>
+      <w:pPr>
+        <w:pStyle w:val="Code"/>
+      </w:pPr>
+      <w:r>
+        <w:t xml:space="preserve">openssl verify -CAfile "$lab_root/certificates/server.crt" "$lab_root/certificates/server.crt"</w:t>
+      </w:r>
+    </w:p>
+    <w:p>
+      <w:pPr>
+        <w:pStyle w:val="Code"/>
+      </w:pPr>
+      <w:r>
+        <w:t xml:space="preserve">cmp &lt;(openssl x509 -in "$lab_root/certificates/server.crt" -pubkey -noout) \</w:t>
+      </w:r>
+    </w:p>
+    <w:p>
+      <w:pPr>
+        <w:pStyle w:val="Code"/>
+      </w:pPr>
+      <w:r>
+        <w:t xml:space="preserve">    &lt;(openssl pkey -in "$lab_root/certificates/server.key" -pubout)</w:t>
+      </w:r>
+    </w:p>
+    <w:p>
+      <w:pPr>
+        <w:pStyle w:val="Code"/>
+      </w:pPr>
+      <w:r>
+        <w:t xml:space="preserve">exec 9&gt;/run/lock/expenses-tls.lock</w:t>
+      </w:r>
+    </w:p>
+    <w:p>
+      <w:pPr>
+        <w:pStyle w:val="Code"/>
+      </w:pPr>
+      <w:r>
+        <w:t xml:space="preserve">flock 9</w:t>
+      </w:r>
+    </w:p>
+    <w:p>
+      <w:pPr>
+        <w:pStyle w:val="Code"/>
+      </w:pPr>
+      <w:r>
+        <w:t xml:space="preserve">lab_backup=$(mktemp -d "$lab_tls_dir/tls-backup-XXXXXXXX")</w:t>
+      </w:r>
+    </w:p>
+    <w:p>
+      <w:pPr>
+        <w:pStyle w:val="Code"/>
+      </w:pPr>
+      <w:r>
+        <w:t xml:space="preserve">chmod 700 "$lab_backup"</w:t>
+      </w:r>
+    </w:p>
+    <w:p>
+      <w:pPr>
+        <w:pStyle w:val="Code"/>
+      </w:pPr>
+      <w:r>
+        <w:t xml:space="preserve">cp -a "$lab_tls_dir/server.crt" "$lab_tls_dir/server.key" "$lab_backup/"</w:t>
+      </w:r>
+    </w:p>
+    <w:p>
+      <w:pPr>
+        <w:pStyle w:val="Code"/>
+      </w:pPr>
+      <w:r>
+        <w:t xml:space="preserve">install -m 600 "$lab_root/certificates/server.key" "$lab_tls_dir/server.key"</w:t>
+      </w:r>
+    </w:p>
+    <w:p>
+      <w:pPr>
+        <w:pStyle w:val="Code"/>
+      </w:pPr>
+      <w:r>
+        <w:t xml:space="preserve">install -m 644 "$lab_root/certificates/server.crt" "$lab_tls_dir/server.crt"</w:t>
+      </w:r>
+    </w:p>
+    <w:p>
+      <w:pPr>
+        <w:pStyle w:val="Code"/>
+      </w:pPr>
+      <w:r>
+        <w:t xml:space="preserve">if ! nginx -t || ! systemctl reload nginx; then</w:t>
+      </w:r>
+    </w:p>
+    <w:p>
+      <w:pPr>
+        <w:pStyle w:val="Code"/>
+      </w:pPr>
+      <w:r>
+        <w:t xml:space="preserve">  cp -a "$lab_backup/server.crt" "$lab_backup/server.key" "$lab_tls_dir/"</w:t>
+      </w:r>
+    </w:p>
+    <w:p>
+      <w:pPr>
+        <w:pStyle w:val="Code"/>
+      </w:pPr>
+      <w:r>
+        <w:t xml:space="preserve">  systemctl reload nginx || true</w:t>
+      </w:r>
+    </w:p>
+    <w:p>
+      <w:pPr>
+        <w:pStyle w:val="Code"/>
+      </w:pPr>
+      <w:r>
+        <w:t xml:space="preserve">  echo "Обновление не удалось, прежние сертификат и ключ восстановлены: $lab_backup" &gt;&amp;2</w:t>
+      </w:r>
+    </w:p>
+    <w:p>
+      <w:pPr>
+        <w:pStyle w:val="Code"/>
+      </w:pPr>
+      <w:r>
+        <w:t xml:space="preserve">  exit 1</w:t>
+      </w:r>
+    </w:p>
+    <w:p>
+      <w:pPr>
+        <w:pStyle w:val="Code"/>
+      </w:pPr>
+      <w:r>
+        <w:t xml:space="preserve">fi</w:t>
+      </w:r>
+    </w:p>
+    <w:p>
+      <w:pPr>
+        <w:pStyle w:val="Code"/>
+      </w:pPr>
+      <w:r>
+        <w:t xml:space="preserve">echo "TLS nginx обновлён. Резервная копия: $lab_backup"</w:t>
+      </w:r>
+    </w:p>
+    <w:p>
+      <w:pPr>
+        <w:pStyle w:val="Heading2"/>
+      </w:pPr>
+      <w:r>
+        <w:t xml:space="preserve">2.3.21. lab3/tools/sign_package.sh</w:t>
+      </w:r>
+    </w:p>
+    <w:p>
+      <w:pPr>
+        <w:pStyle w:val="Normal"/>
+      </w:pPr>
+      <w:r>
         <w:t xml:space="preserve">Подпись RPM штатной командой SDK.</w:t>
       </w:r>
     </w:p>
@@ -9217,7 +9425,7 @@
         <w:pStyle w:val="Heading2"/>
       </w:pPr>
       <w:r>
-        <w:t xml:space="preserve">2.3.21. lab3/client/src/main.cpp</w:t>
+        <w:t xml:space="preserve">2.3.22. lab3/client/src/main.cpp</w:t>
       </w:r>
     </w:p>
     <w:p>
@@ -9446,7 +9654,7 @@
         <w:pStyle w:val="Heading2"/>
       </w:pPr>
       <w:r>
-        <w:t xml:space="preserve">2.3.22. lab3/client/src/apiclient.h</w:t>
+        <w:t xml:space="preserve">2.3.23. lab3/client/src/apiclient.h</w:t>
       </w:r>
     </w:p>
     <w:p>
@@ -9672,7 +9880,7 @@
         <w:pStyle w:val="Heading2"/>
       </w:pPr>
       <w:r>
-        <w:t xml:space="preserve">2.3.23. lab3/client/src/apiclient.cpp</w:t>
+        <w:t xml:space="preserve">2.3.24. lab3/client/src/apiclient.cpp</w:t>
       </w:r>
     </w:p>
     <w:p>
@@ -10315,7 +10523,7 @@
         <w:pStyle w:val="Heading2"/>
       </w:pPr>
       <w:r>
-        <w:t xml:space="preserve">2.3.24. lab3/client/src/localstore.h</w:t>
+        <w:t xml:space="preserve">2.3.25. lab3/client/src/localstore.h</w:t>
       </w:r>
     </w:p>
     <w:p>
@@ -10544,7 +10752,7 @@
         <w:pStyle w:val="Heading2"/>
       </w:pPr>
       <w:r>
-        <w:t xml:space="preserve">2.3.25. lab3/client/src/localstore.cpp</w:t>
+        <w:t xml:space="preserve">2.3.26. lab3/client/src/localstore.cpp</w:t>
       </w:r>
     </w:p>
     <w:p>
@@ -11766,7 +11974,7 @@
         <w:pStyle w:val="Heading2"/>
       </w:pPr>
       <w:r>
-        <w:t xml:space="preserve">2.3.26. lab3/client/src/expensecontroller.h</w:t>
+        <w:t xml:space="preserve">2.3.27. lab3/client/src/expensecontroller.h</w:t>
       </w:r>
     </w:p>
     <w:p>
@@ -12328,7 +12536,7 @@
         <w:pStyle w:val="Heading2"/>
       </w:pPr>
       <w:r>
-        <w:t xml:space="preserve">2.3.27. lab3/client/src/expensecontroller.cpp</w:t>
+        <w:t xml:space="preserve">2.3.28. lab3/client/src/expensecontroller.cpp</w:t>
       </w:r>
     </w:p>
     <w:p>
@@ -12421,7 +12629,7 @@
         <w:pStyle w:val="Code"/>
       </w:pPr>
       <w:r>
-        <w:t xml:space="preserve">    api.baseUrl = settings.value("server", "https://192.168.0.118:9443").toString();</w:t>
+        <w:t xml:space="preserve">    api.baseUrl = settings.value("server", "https://10.215.223.25:9443").toString();</w:t>
       </w:r>
     </w:p>
     <w:p>
@@ -13958,7 +14166,7 @@
         <w:pStyle w:val="Heading2"/>
       </w:pPr>
       <w:r>
-        <w:t xml:space="preserve">2.3.28. lab3/client/qml/com.example.expenseslab3.qml</w:t>
+        <w:t xml:space="preserve">2.3.29. lab3/client/qml/com.example.expenseslab3.qml</w:t>
       </w:r>
     </w:p>
     <w:p>
@@ -14083,7 +14291,7 @@
         <w:pStyle w:val="Heading2"/>
       </w:pPr>
       <w:r>
-        <w:t xml:space="preserve">2.3.29. lab3/client/qml/MainPage.qml</w:t>
+        <w:t xml:space="preserve">2.3.30. lab3/client/qml/MainPage.qml</w:t>
       </w:r>
     </w:p>
     <w:p>
@@ -14888,7 +15096,7 @@
         <w:pStyle w:val="Heading2"/>
       </w:pPr>
       <w:r>
-        <w:t xml:space="preserve">2.3.30. lab3/client/qml/ExpenseDialog.qml</w:t>
+        <w:t xml:space="preserve">2.3.31. lab3/client/qml/ExpenseDialog.qml</w:t>
       </w:r>
     </w:p>
     <w:p>
@@ -15130,7 +15338,7 @@
         <w:pStyle w:val="Heading2"/>
       </w:pPr>
       <w:r>
-        <w:t xml:space="preserve">2.3.31. lab3/client/com.example.expenseslab3.pro</w:t>
+        <w:t xml:space="preserve">2.3.32. lab3/client/com.example.expenseslab3.pro</w:t>
       </w:r>
     </w:p>
     <w:p>
@@ -15250,7 +15458,7 @@
         <w:pStyle w:val="Heading2"/>
       </w:pPr>
       <w:r>
-        <w:t xml:space="preserve">2.3.32. lab3/client/com.example.expenseslab3.desktop</w:t>
+        <w:t xml:space="preserve">2.3.33. lab3/client/com.example.expenseslab3.desktop</w:t>
       </w:r>
     </w:p>
     <w:p>
@@ -15359,7 +15567,7 @@
         <w:pStyle w:val="Heading2"/>
       </w:pPr>
       <w:r>
-        <w:t xml:space="preserve">2.3.33. lab3/client/rpm/com.example.expenseslab3.spec</w:t>
+        <w:t xml:space="preserve">2.3.34. lab3/client/rpm/com.example.expenseslab3.spec</w:t>
       </w:r>
     </w:p>
     <w:p>
@@ -15399,7 +15607,7 @@
         <w:pStyle w:val="Code"/>
       </w:pPr>
       <w:r>
-        <w:t xml:space="preserve">Release: 10</w:t>
+        <w:t xml:space="preserve">Release: 11</w:t>
       </w:r>
     </w:p>
     <w:p>
@@ -15718,6 +15926,14 @@
       </w:pPr>
       <w:r>
         <w:t xml:space="preserve">2.4. Запуск и проверка</w:t>
+      </w:r>
+    </w:p>
+    <w:p>
+      <w:pPr>
+        <w:pStyle w:val="Normal"/>
+      </w:pPr>
+      <w:r>
+        <w:t xml:space="preserve">26 октября 2026 года после смены сети обновлён сертификат nginx и установлен клиент com.example.expenseslab3-2.0.0-11 с новой доверенной копией. На телефоне по https://10.215.223.25:9443 прошли проверки сертификата и имени хоста, HTTPS, SQLite, offline CRUD, конфликтов, ETag, WSS и системных уведомлений. Журнал: docs/tls-validation.txt.</w:t>
       </w:r>
     </w:p>
     <w:p>
